--- a/11а/Икономическа информатика (ИУЧ - СПП)/14.priravnitelen_izpit/PROGRAMA.docx
+++ b/11а/Икономическа информатика (ИУЧ - СПП)/14.priravnitelen_izpit/PROGRAMA.docx
@@ -129,16 +129,16 @@
         <w:spacing w:lineRule="auto" w:line="252"/>
         <w:jc w:val="center"/>
         <w:rPr>
-          <w:sz w:val="28"/>
-          <w:szCs w:val="28"/>
+          <w:sz w:val="36"/>
+          <w:szCs w:val="36"/>
         </w:rPr>
       </w:pPr>
       <w:r>
         <w:rPr>
           <w:rFonts w:cs="Times New Roman" w:ascii="Times New Roman" w:hAnsi="Times New Roman"/>
           <w:kern w:val="2"/>
-          <w:sz w:val="28"/>
-          <w:szCs w:val="28"/>
+          <w:sz w:val="36"/>
+          <w:szCs w:val="36"/>
           <w14:ligatures w14:val="standardContextual"/>
         </w:rPr>
         <w:t>УЧЕБНА ПРОГРАМА</w:t>
@@ -150,16 +150,16 @@
         <w:spacing w:lineRule="auto" w:line="252"/>
         <w:jc w:val="center"/>
         <w:rPr>
-          <w:sz w:val="28"/>
-          <w:szCs w:val="28"/>
+          <w:sz w:val="36"/>
+          <w:szCs w:val="36"/>
         </w:rPr>
       </w:pPr>
       <w:r>
         <w:rPr>
           <w:rFonts w:cs="Times New Roman" w:ascii="Times New Roman" w:hAnsi="Times New Roman"/>
           <w:kern w:val="2"/>
-          <w:sz w:val="28"/>
-          <w:szCs w:val="28"/>
+          <w:sz w:val="36"/>
+          <w:szCs w:val="36"/>
           <w14:ligatures w14:val="standardContextual"/>
         </w:rPr>
         <w:t>по</w:t>
@@ -171,8 +171,8 @@
         <w:spacing w:lineRule="auto" w:line="252"/>
         <w:jc w:val="center"/>
         <w:rPr>
-          <w:sz w:val="28"/>
-          <w:szCs w:val="28"/>
+          <w:sz w:val="36"/>
+          <w:szCs w:val="36"/>
         </w:rPr>
       </w:pPr>
       <w:r>
@@ -180,8 +180,8 @@
           <w:rFonts w:cs="Times New Roman" w:ascii="Times New Roman" w:hAnsi="Times New Roman"/>
           <w:color w:val="000000"/>
           <w:kern w:val="2"/>
-          <w:sz w:val="28"/>
-          <w:szCs w:val="28"/>
+          <w:sz w:val="36"/>
+          <w:szCs w:val="36"/>
           <w14:ligatures w14:val="standardContextual"/>
         </w:rPr>
         <w:t>„</w:t>
@@ -196,8 +196,8 @@
           <w:color w:val="000000"/>
           <w:spacing w:val="0"/>
           <w:kern w:val="2"/>
-          <w:sz w:val="28"/>
-          <w:szCs w:val="28"/>
+          <w:sz w:val="36"/>
+          <w:szCs w:val="36"/>
           <w14:ligatures w14:val="standardContextual"/>
         </w:rPr>
         <w:t>Икономическа информатика - СПП</w:t>
@@ -207,8 +207,8 @@
           <w:rFonts w:cs="Times New Roman" w:ascii="Times New Roman" w:hAnsi="Times New Roman"/>
           <w:color w:val="000000"/>
           <w:kern w:val="2"/>
-          <w:sz w:val="28"/>
-          <w:szCs w:val="28"/>
+          <w:sz w:val="36"/>
+          <w:szCs w:val="36"/>
           <w14:ligatures w14:val="standardContextual"/>
         </w:rPr>
         <w:t xml:space="preserve">“ </w:t>
@@ -218,8 +218,8 @@
           <w:rFonts w:cs="Times New Roman" w:ascii="Times New Roman" w:hAnsi="Times New Roman"/>
           <w:color w:val="000000"/>
           <w:kern w:val="2"/>
-          <w:sz w:val="28"/>
-          <w:szCs w:val="28"/>
+          <w:sz w:val="36"/>
+          <w:szCs w:val="36"/>
           <w:lang w:val="en-US"/>
           <w14:ligatures w14:val="standardContextual"/>
         </w:rPr>
@@ -230,8 +230,8 @@
           <w:rFonts w:cs="Times New Roman" w:ascii="Times New Roman" w:hAnsi="Times New Roman"/>
           <w:color w:val="000000"/>
           <w:kern w:val="2"/>
-          <w:sz w:val="28"/>
-          <w:szCs w:val="28"/>
+          <w:sz w:val="36"/>
+          <w:szCs w:val="36"/>
           <w14:ligatures w14:val="standardContextual"/>
         </w:rPr>
         <w:t xml:space="preserve"> клас</w:t>
@@ -241,8 +241,8 @@
           <w:rFonts w:cs="Times New Roman" w:ascii="Times New Roman" w:hAnsi="Times New Roman"/>
           <w:color w:val="000000"/>
           <w:kern w:val="2"/>
-          <w:sz w:val="28"/>
-          <w:szCs w:val="28"/>
+          <w:sz w:val="36"/>
+          <w:szCs w:val="36"/>
         </w:rPr>
         <w:br/>
         <w:t>За приравнителени изпити</w:t>
@@ -254,16 +254,16 @@
         <w:spacing w:lineRule="auto" w:line="252" w:before="0" w:after="6782"/>
         <w:jc w:val="center"/>
         <w:rPr>
-          <w:sz w:val="28"/>
-          <w:szCs w:val="28"/>
+          <w:sz w:val="36"/>
+          <w:szCs w:val="36"/>
         </w:rPr>
       </w:pPr>
       <w:r>
         <w:rPr>
           <w:rFonts w:cs="Times New Roman" w:ascii="Times New Roman" w:hAnsi="Times New Roman"/>
           <w:kern w:val="2"/>
-          <w:sz w:val="28"/>
-          <w:szCs w:val="28"/>
+          <w:sz w:val="36"/>
+          <w:szCs w:val="36"/>
           <w14:ligatures w14:val="standardContextual"/>
         </w:rPr>
         <w:t>2025/2026 година</w:t>
@@ -272,9 +272,9 @@
     <w:tbl>
       <w:tblPr>
         <w:tblStyle w:val="TableGrid"/>
-        <w:tblW w:w="9180" w:type="dxa"/>
+        <w:tblW w:w="9123" w:type="dxa"/>
         <w:jc w:val="left"/>
-        <w:tblInd w:w="118" w:type="dxa"/>
+        <w:tblInd w:w="191" w:type="dxa"/>
         <w:tblLayout w:type="fixed"/>
         <w:tblCellMar>
           <w:top w:w="57" w:type="dxa"/>
@@ -285,8 +285,8 @@
         <w:tblLook w:val="04a0" w:noHBand="0" w:noVBand="1" w:firstColumn="1" w:lastRow="0" w:lastColumn="0" w:firstRow="1"/>
       </w:tblPr>
       <w:tblGrid>
-        <w:gridCol w:w="1525"/>
-        <w:gridCol w:w="7654"/>
+        <w:gridCol w:w="1454"/>
+        <w:gridCol w:w="7669"/>
       </w:tblGrid>
       <w:tr>
         <w:trPr>
@@ -294,12 +294,11 @@
         </w:trPr>
         <w:tc>
           <w:tcPr>
-            <w:tcW w:w="1525" w:type="dxa"/>
+            <w:tcW w:w="1454" w:type="dxa"/>
             <w:tcBorders>
               <w:top w:val="single" w:sz="8" w:space="0" w:color="000000"/>
               <w:left w:val="single" w:sz="8" w:space="0" w:color="000000"/>
               <w:bottom w:val="single" w:sz="8" w:space="0" w:color="000000"/>
-              <w:right w:val="single" w:sz="8" w:space="0" w:color="000000"/>
             </w:tcBorders>
             <w:shd w:color="auto" w:fill="F2F2F2" w:themeFill="background1" w:themeFillShade="f2" w:val="clear"/>
             <w:vAlign w:val="center"/>
@@ -335,9 +334,10 @@
         </w:tc>
         <w:tc>
           <w:tcPr>
-            <w:tcW w:w="7654" w:type="dxa"/>
+            <w:tcW w:w="7669" w:type="dxa"/>
             <w:tcBorders>
               <w:top w:val="single" w:sz="8" w:space="0" w:color="000000"/>
+              <w:left w:val="single" w:sz="8" w:space="0" w:color="000000"/>
               <w:bottom w:val="single" w:sz="8" w:space="0" w:color="000000"/>
               <w:right w:val="single" w:sz="8" w:space="0" w:color="000000"/>
             </w:tcBorders>
@@ -380,11 +380,10 @@
         </w:trPr>
         <w:tc>
           <w:tcPr>
-            <w:tcW w:w="1525" w:type="dxa"/>
-            <w:tcBorders>
-              <w:left w:val="single" w:sz="8" w:space="0" w:color="000000"/>
-              <w:bottom w:val="single" w:sz="8" w:space="0" w:color="000000"/>
-              <w:right w:val="single" w:sz="8" w:space="0" w:color="000000"/>
+            <w:tcW w:w="1454" w:type="dxa"/>
+            <w:tcBorders>
+              <w:left w:val="single" w:sz="8" w:space="0" w:color="000000"/>
+              <w:bottom w:val="single" w:sz="8" w:space="0" w:color="000000"/>
             </w:tcBorders>
             <w:shd w:color="auto" w:fill="D9D9D9" w:themeFill="background1" w:themeFillShade="d9" w:val="clear"/>
             <w:vAlign w:val="center"/>
@@ -412,8 +411,9 @@
         </w:tc>
         <w:tc>
           <w:tcPr>
-            <w:tcW w:w="7654" w:type="dxa"/>
-            <w:tcBorders>
+            <w:tcW w:w="7669" w:type="dxa"/>
+            <w:tcBorders>
+              <w:left w:val="single" w:sz="8" w:space="0" w:color="000000"/>
               <w:bottom w:val="single" w:sz="8" w:space="0" w:color="000000"/>
               <w:right w:val="single" w:sz="8" w:space="0" w:color="000000"/>
             </w:tcBorders>
@@ -455,11 +455,10 @@
         </w:trPr>
         <w:tc>
           <w:tcPr>
-            <w:tcW w:w="1525" w:type="dxa"/>
-            <w:tcBorders>
-              <w:left w:val="single" w:sz="8" w:space="0" w:color="000000"/>
-              <w:bottom w:val="single" w:sz="8" w:space="0" w:color="000000"/>
-              <w:right w:val="single" w:sz="8" w:space="0" w:color="000000"/>
+            <w:tcW w:w="1454" w:type="dxa"/>
+            <w:tcBorders>
+              <w:left w:val="single" w:sz="8" w:space="0" w:color="000000"/>
+              <w:bottom w:val="single" w:sz="8" w:space="0" w:color="000000"/>
             </w:tcBorders>
             <w:shd w:color="auto" w:fill="auto" w:val="clear"/>
             <w:vAlign w:val="center"/>
@@ -492,8 +491,9 @@
         </w:tc>
         <w:tc>
           <w:tcPr>
-            <w:tcW w:w="7654" w:type="dxa"/>
-            <w:tcBorders>
+            <w:tcW w:w="7669" w:type="dxa"/>
+            <w:tcBorders>
+              <w:left w:val="single" w:sz="8" w:space="0" w:color="000000"/>
               <w:bottom w:val="single" w:sz="8" w:space="0" w:color="000000"/>
               <w:right w:val="single" w:sz="8" w:space="0" w:color="000000"/>
             </w:tcBorders>
@@ -521,7 +521,29 @@
                 <w:szCs w:val="24"/>
                 <w:lang w:val="bg-BG" w:eastAsia="en-US" w:bidi="ar-SA"/>
               </w:rPr>
-              <w:t>Вградени функции.  Използване на математически и  логически функции. Функции за работа с  текст. Функции за работа с времена и дати.</w:t>
+              <w:t>Вградени функции.  Използване на математически и  логически</w:t>
+            </w:r>
+            <w:r>
+              <w:rPr>
+                <w:rFonts w:eastAsia="Calibri" w:cs="Times New Roman" w:ascii="Times New Roman" w:hAnsi="Times New Roman"/>
+                <w:color w:val="000000"/>
+                <w:kern w:val="0"/>
+                <w:sz w:val="24"/>
+                <w:szCs w:val="24"/>
+                <w:lang w:val="bg-BG" w:eastAsia="en-US" w:bidi="ar-SA"/>
+              </w:rPr>
+              <w:t>SS</w:t>
+            </w:r>
+            <w:r>
+              <w:rPr>
+                <w:rFonts w:eastAsia="Calibri" w:cs="Times New Roman" w:ascii="Times New Roman" w:hAnsi="Times New Roman"/>
+                <w:color w:val="000000"/>
+                <w:kern w:val="0"/>
+                <w:sz w:val="24"/>
+                <w:szCs w:val="24"/>
+                <w:lang w:val="bg-BG" w:eastAsia="en-US" w:bidi="ar-SA"/>
+              </w:rPr>
+              <w:t xml:space="preserve"> функции. Функции за работа с  текст. Функции за работа с времена и дати.</w:t>
             </w:r>
           </w:p>
         </w:tc>
@@ -532,11 +554,10 @@
         </w:trPr>
         <w:tc>
           <w:tcPr>
-            <w:tcW w:w="1525" w:type="dxa"/>
-            <w:tcBorders>
-              <w:left w:val="single" w:sz="8" w:space="0" w:color="000000"/>
-              <w:bottom w:val="single" w:sz="8" w:space="0" w:color="000000"/>
-              <w:right w:val="single" w:sz="8" w:space="0" w:color="000000"/>
+            <w:tcW w:w="1454" w:type="dxa"/>
+            <w:tcBorders>
+              <w:left w:val="single" w:sz="8" w:space="0" w:color="000000"/>
+              <w:bottom w:val="single" w:sz="8" w:space="0" w:color="000000"/>
             </w:tcBorders>
             <w:shd w:color="auto" w:fill="auto" w:val="clear"/>
             <w:vAlign w:val="center"/>
@@ -569,8 +590,9 @@
         </w:tc>
         <w:tc>
           <w:tcPr>
-            <w:tcW w:w="7654" w:type="dxa"/>
-            <w:tcBorders>
+            <w:tcW w:w="7669" w:type="dxa"/>
+            <w:tcBorders>
+              <w:left w:val="single" w:sz="8" w:space="0" w:color="000000"/>
               <w:bottom w:val="single" w:sz="8" w:space="0" w:color="000000"/>
               <w:right w:val="single" w:sz="8" w:space="0" w:color="000000"/>
             </w:tcBorders>
@@ -609,11 +631,10 @@
         </w:trPr>
         <w:tc>
           <w:tcPr>
-            <w:tcW w:w="1525" w:type="dxa"/>
-            <w:tcBorders>
-              <w:left w:val="single" w:sz="8" w:space="0" w:color="000000"/>
-              <w:bottom w:val="single" w:sz="8" w:space="0" w:color="000000"/>
-              <w:right w:val="single" w:sz="8" w:space="0" w:color="000000"/>
+            <w:tcW w:w="1454" w:type="dxa"/>
+            <w:tcBorders>
+              <w:left w:val="single" w:sz="8" w:space="0" w:color="000000"/>
+              <w:bottom w:val="single" w:sz="8" w:space="0" w:color="000000"/>
             </w:tcBorders>
             <w:shd w:color="auto" w:fill="auto" w:val="clear"/>
             <w:vAlign w:val="center"/>
@@ -646,8 +667,9 @@
         </w:tc>
         <w:tc>
           <w:tcPr>
-            <w:tcW w:w="7654" w:type="dxa"/>
-            <w:tcBorders>
+            <w:tcW w:w="7669" w:type="dxa"/>
+            <w:tcBorders>
+              <w:left w:val="single" w:sz="8" w:space="0" w:color="000000"/>
               <w:bottom w:val="single" w:sz="8" w:space="0" w:color="000000"/>
               <w:right w:val="single" w:sz="8" w:space="0" w:color="000000"/>
             </w:tcBorders>
@@ -699,11 +721,10 @@
         </w:trPr>
         <w:tc>
           <w:tcPr>
-            <w:tcW w:w="1525" w:type="dxa"/>
-            <w:tcBorders>
-              <w:left w:val="single" w:sz="8" w:space="0" w:color="000000"/>
-              <w:bottom w:val="single" w:sz="8" w:space="0" w:color="000000"/>
-              <w:right w:val="single" w:sz="8" w:space="0" w:color="000000"/>
+            <w:tcW w:w="1454" w:type="dxa"/>
+            <w:tcBorders>
+              <w:left w:val="single" w:sz="8" w:space="0" w:color="000000"/>
+              <w:bottom w:val="single" w:sz="8" w:space="0" w:color="000000"/>
             </w:tcBorders>
             <w:shd w:color="auto" w:fill="auto" w:val="clear"/>
             <w:vAlign w:val="center"/>
@@ -736,8 +757,10 @@
         </w:tc>
         <w:tc>
           <w:tcPr>
-            <w:tcW w:w="7654" w:type="dxa"/>
-            <w:tcBorders>
+            <w:tcW w:w="7669" w:type="dxa"/>
+            <w:tcBorders>
+              <w:left w:val="single" w:sz="8" w:space="0" w:color="000000"/>
+              <w:bottom w:val="single" w:sz="8" w:space="0" w:color="000000"/>
               <w:right w:val="single" w:sz="8" w:space="0" w:color="000000"/>
             </w:tcBorders>
             <w:shd w:color="auto" w:fill="auto" w:val="clear"/>
@@ -788,11 +811,10 @@
         </w:trPr>
         <w:tc>
           <w:tcPr>
-            <w:tcW w:w="1525" w:type="dxa"/>
-            <w:tcBorders>
-              <w:left w:val="single" w:sz="8" w:space="0" w:color="000000"/>
-              <w:bottom w:val="single" w:sz="8" w:space="0" w:color="000000"/>
-              <w:right w:val="single" w:sz="8" w:space="0" w:color="000000"/>
+            <w:tcW w:w="1454" w:type="dxa"/>
+            <w:tcBorders>
+              <w:left w:val="single" w:sz="8" w:space="0" w:color="000000"/>
+              <w:bottom w:val="single" w:sz="8" w:space="0" w:color="000000"/>
             </w:tcBorders>
             <w:shd w:color="auto" w:fill="auto" w:val="clear"/>
             <w:vAlign w:val="center"/>
@@ -825,8 +847,9 @@
         </w:tc>
         <w:tc>
           <w:tcPr>
-            <w:tcW w:w="7654" w:type="dxa"/>
-            <w:tcBorders>
+            <w:tcW w:w="7669" w:type="dxa"/>
+            <w:tcBorders>
+              <w:left w:val="single" w:sz="8" w:space="0" w:color="000000"/>
               <w:bottom w:val="single" w:sz="8" w:space="0" w:color="000000"/>
               <w:right w:val="single" w:sz="8" w:space="0" w:color="000000"/>
             </w:tcBorders>
@@ -878,11 +901,10 @@
         </w:trPr>
         <w:tc>
           <w:tcPr>
-            <w:tcW w:w="1525" w:type="dxa"/>
-            <w:tcBorders>
-              <w:left w:val="single" w:sz="8" w:space="0" w:color="000000"/>
-              <w:bottom w:val="single" w:sz="8" w:space="0" w:color="000000"/>
-              <w:right w:val="single" w:sz="8" w:space="0" w:color="000000"/>
+            <w:tcW w:w="1454" w:type="dxa"/>
+            <w:tcBorders>
+              <w:left w:val="single" w:sz="8" w:space="0" w:color="000000"/>
+              <w:bottom w:val="single" w:sz="8" w:space="0" w:color="000000"/>
             </w:tcBorders>
             <w:shd w:color="auto" w:fill="auto" w:val="clear"/>
             <w:vAlign w:val="center"/>
@@ -915,8 +937,9 @@
         </w:tc>
         <w:tc>
           <w:tcPr>
-            <w:tcW w:w="7654" w:type="dxa"/>
-            <w:tcBorders>
+            <w:tcW w:w="7669" w:type="dxa"/>
+            <w:tcBorders>
+              <w:left w:val="single" w:sz="8" w:space="0" w:color="000000"/>
               <w:bottom w:val="single" w:sz="8" w:space="0" w:color="000000"/>
               <w:right w:val="single" w:sz="8" w:space="0" w:color="000000"/>
             </w:tcBorders>
@@ -968,11 +991,10 @@
         </w:trPr>
         <w:tc>
           <w:tcPr>
-            <w:tcW w:w="1525" w:type="dxa"/>
-            <w:tcBorders>
-              <w:left w:val="single" w:sz="8" w:space="0" w:color="000000"/>
-              <w:bottom w:val="single" w:sz="8" w:space="0" w:color="000000"/>
-              <w:right w:val="single" w:sz="8" w:space="0" w:color="000000"/>
+            <w:tcW w:w="1454" w:type="dxa"/>
+            <w:tcBorders>
+              <w:left w:val="single" w:sz="8" w:space="0" w:color="000000"/>
+              <w:bottom w:val="single" w:sz="8" w:space="0" w:color="000000"/>
             </w:tcBorders>
             <w:shd w:color="auto" w:fill="auto" w:val="clear"/>
             <w:vAlign w:val="center"/>
@@ -1005,8 +1027,9 @@
         </w:tc>
         <w:tc>
           <w:tcPr>
-            <w:tcW w:w="7654" w:type="dxa"/>
-            <w:tcBorders>
+            <w:tcW w:w="7669" w:type="dxa"/>
+            <w:tcBorders>
+              <w:left w:val="single" w:sz="8" w:space="0" w:color="000000"/>
               <w:bottom w:val="single" w:sz="8" w:space="0" w:color="000000"/>
               <w:right w:val="single" w:sz="8" w:space="0" w:color="000000"/>
             </w:tcBorders>
@@ -1045,11 +1068,10 @@
         </w:trPr>
         <w:tc>
           <w:tcPr>
-            <w:tcW w:w="1525" w:type="dxa"/>
-            <w:tcBorders>
-              <w:left w:val="single" w:sz="8" w:space="0" w:color="000000"/>
-              <w:bottom w:val="single" w:sz="8" w:space="0" w:color="000000"/>
-              <w:right w:val="single" w:sz="8" w:space="0" w:color="000000"/>
+            <w:tcW w:w="1454" w:type="dxa"/>
+            <w:tcBorders>
+              <w:left w:val="single" w:sz="8" w:space="0" w:color="000000"/>
+              <w:bottom w:val="single" w:sz="8" w:space="0" w:color="000000"/>
             </w:tcBorders>
             <w:shd w:color="auto" w:fill="D9D9D9" w:themeFill="background1" w:themeFillShade="d9" w:val="clear"/>
             <w:vAlign w:val="center"/>
@@ -1078,8 +1100,9 @@
         </w:tc>
         <w:tc>
           <w:tcPr>
-            <w:tcW w:w="7654" w:type="dxa"/>
-            <w:tcBorders>
+            <w:tcW w:w="7669" w:type="dxa"/>
+            <w:tcBorders>
+              <w:left w:val="single" w:sz="8" w:space="0" w:color="000000"/>
               <w:bottom w:val="single" w:sz="8" w:space="0" w:color="000000"/>
               <w:right w:val="single" w:sz="8" w:space="0" w:color="000000"/>
             </w:tcBorders>
@@ -1120,11 +1143,10 @@
         </w:trPr>
         <w:tc>
           <w:tcPr>
-            <w:tcW w:w="1525" w:type="dxa"/>
-            <w:tcBorders>
-              <w:left w:val="single" w:sz="8" w:space="0" w:color="000000"/>
-              <w:bottom w:val="single" w:sz="8" w:space="0" w:color="000000"/>
-              <w:right w:val="single" w:sz="8" w:space="0" w:color="000000"/>
+            <w:tcW w:w="1454" w:type="dxa"/>
+            <w:tcBorders>
+              <w:left w:val="single" w:sz="8" w:space="0" w:color="000000"/>
+              <w:bottom w:val="single" w:sz="8" w:space="0" w:color="000000"/>
             </w:tcBorders>
             <w:shd w:color="auto" w:fill="auto" w:val="clear"/>
             <w:vAlign w:val="center"/>
@@ -1157,8 +1179,9 @@
         </w:tc>
         <w:tc>
           <w:tcPr>
-            <w:tcW w:w="7654" w:type="dxa"/>
-            <w:tcBorders>
+            <w:tcW w:w="7669" w:type="dxa"/>
+            <w:tcBorders>
+              <w:left w:val="single" w:sz="8" w:space="0" w:color="000000"/>
               <w:bottom w:val="single" w:sz="8" w:space="0" w:color="000000"/>
               <w:right w:val="single" w:sz="8" w:space="0" w:color="000000"/>
             </w:tcBorders>
@@ -1197,11 +1220,10 @@
         </w:trPr>
         <w:tc>
           <w:tcPr>
-            <w:tcW w:w="1525" w:type="dxa"/>
-            <w:tcBorders>
-              <w:left w:val="single" w:sz="8" w:space="0" w:color="000000"/>
-              <w:bottom w:val="single" w:sz="8" w:space="0" w:color="000000"/>
-              <w:right w:val="single" w:sz="8" w:space="0" w:color="000000"/>
+            <w:tcW w:w="1454" w:type="dxa"/>
+            <w:tcBorders>
+              <w:left w:val="single" w:sz="8" w:space="0" w:color="000000"/>
+              <w:bottom w:val="single" w:sz="8" w:space="0" w:color="000000"/>
             </w:tcBorders>
             <w:shd w:color="auto" w:fill="auto" w:val="clear"/>
             <w:vAlign w:val="center"/>
@@ -1234,8 +1256,9 @@
         </w:tc>
         <w:tc>
           <w:tcPr>
-            <w:tcW w:w="7654" w:type="dxa"/>
-            <w:tcBorders>
+            <w:tcW w:w="7669" w:type="dxa"/>
+            <w:tcBorders>
+              <w:left w:val="single" w:sz="8" w:space="0" w:color="000000"/>
               <w:bottom w:val="single" w:sz="8" w:space="0" w:color="000000"/>
               <w:right w:val="single" w:sz="8" w:space="0" w:color="000000"/>
             </w:tcBorders>
@@ -1275,11 +1298,10 @@
         </w:trPr>
         <w:tc>
           <w:tcPr>
-            <w:tcW w:w="1525" w:type="dxa"/>
-            <w:tcBorders>
-              <w:left w:val="single" w:sz="8" w:space="0" w:color="000000"/>
-              <w:bottom w:val="single" w:sz="8" w:space="0" w:color="000000"/>
-              <w:right w:val="single" w:sz="8" w:space="0" w:color="000000"/>
+            <w:tcW w:w="1454" w:type="dxa"/>
+            <w:tcBorders>
+              <w:left w:val="single" w:sz="8" w:space="0" w:color="000000"/>
+              <w:bottom w:val="single" w:sz="8" w:space="0" w:color="000000"/>
             </w:tcBorders>
             <w:shd w:color="auto" w:fill="auto" w:val="clear"/>
             <w:vAlign w:val="center"/>
@@ -1312,8 +1334,9 @@
         </w:tc>
         <w:tc>
           <w:tcPr>
-            <w:tcW w:w="7654" w:type="dxa"/>
-            <w:tcBorders>
+            <w:tcW w:w="7669" w:type="dxa"/>
+            <w:tcBorders>
+              <w:left w:val="single" w:sz="8" w:space="0" w:color="000000"/>
               <w:bottom w:val="single" w:sz="8" w:space="0" w:color="000000"/>
               <w:right w:val="single" w:sz="8" w:space="0" w:color="000000"/>
             </w:tcBorders>
@@ -1352,11 +1375,10 @@
         </w:trPr>
         <w:tc>
           <w:tcPr>
-            <w:tcW w:w="1525" w:type="dxa"/>
-            <w:tcBorders>
-              <w:left w:val="single" w:sz="8" w:space="0" w:color="000000"/>
-              <w:bottom w:val="single" w:sz="8" w:space="0" w:color="000000"/>
-              <w:right w:val="single" w:sz="8" w:space="0" w:color="000000"/>
+            <w:tcW w:w="1454" w:type="dxa"/>
+            <w:tcBorders>
+              <w:left w:val="single" w:sz="8" w:space="0" w:color="000000"/>
+              <w:bottom w:val="single" w:sz="8" w:space="0" w:color="000000"/>
             </w:tcBorders>
             <w:shd w:color="auto" w:fill="auto" w:val="clear"/>
             <w:vAlign w:val="center"/>
@@ -1389,8 +1411,9 @@
         </w:tc>
         <w:tc>
           <w:tcPr>
-            <w:tcW w:w="7654" w:type="dxa"/>
-            <w:tcBorders>
+            <w:tcW w:w="7669" w:type="dxa"/>
+            <w:tcBorders>
+              <w:left w:val="single" w:sz="8" w:space="0" w:color="000000"/>
               <w:bottom w:val="single" w:sz="8" w:space="0" w:color="000000"/>
               <w:right w:val="single" w:sz="8" w:space="0" w:color="000000"/>
             </w:tcBorders>
@@ -1429,11 +1452,10 @@
         </w:trPr>
         <w:tc>
           <w:tcPr>
-            <w:tcW w:w="1525" w:type="dxa"/>
-            <w:tcBorders>
-              <w:left w:val="single" w:sz="8" w:space="0" w:color="000000"/>
-              <w:bottom w:val="single" w:sz="8" w:space="0" w:color="000000"/>
-              <w:right w:val="single" w:sz="8" w:space="0" w:color="000000"/>
+            <w:tcW w:w="1454" w:type="dxa"/>
+            <w:tcBorders>
+              <w:left w:val="single" w:sz="8" w:space="0" w:color="000000"/>
+              <w:bottom w:val="single" w:sz="8" w:space="0" w:color="000000"/>
             </w:tcBorders>
             <w:shd w:color="auto" w:fill="auto" w:val="clear"/>
             <w:vAlign w:val="center"/>
@@ -1466,8 +1488,9 @@
         </w:tc>
         <w:tc>
           <w:tcPr>
-            <w:tcW w:w="7654" w:type="dxa"/>
-            <w:tcBorders>
+            <w:tcW w:w="7669" w:type="dxa"/>
+            <w:tcBorders>
+              <w:left w:val="single" w:sz="8" w:space="0" w:color="000000"/>
               <w:bottom w:val="single" w:sz="8" w:space="0" w:color="000000"/>
               <w:right w:val="single" w:sz="8" w:space="0" w:color="000000"/>
             </w:tcBorders>
@@ -1506,11 +1529,10 @@
         </w:trPr>
         <w:tc>
           <w:tcPr>
-            <w:tcW w:w="1525" w:type="dxa"/>
-            <w:tcBorders>
-              <w:left w:val="single" w:sz="8" w:space="0" w:color="000000"/>
-              <w:bottom w:val="single" w:sz="8" w:space="0" w:color="000000"/>
-              <w:right w:val="single" w:sz="8" w:space="0" w:color="000000"/>
+            <w:tcW w:w="1454" w:type="dxa"/>
+            <w:tcBorders>
+              <w:left w:val="single" w:sz="8" w:space="0" w:color="000000"/>
+              <w:bottom w:val="single" w:sz="8" w:space="0" w:color="000000"/>
             </w:tcBorders>
             <w:shd w:color="auto" w:fill="auto" w:val="clear"/>
             <w:vAlign w:val="center"/>
@@ -1543,8 +1565,9 @@
         </w:tc>
         <w:tc>
           <w:tcPr>
-            <w:tcW w:w="7654" w:type="dxa"/>
-            <w:tcBorders>
+            <w:tcW w:w="7669" w:type="dxa"/>
+            <w:tcBorders>
+              <w:left w:val="single" w:sz="8" w:space="0" w:color="000000"/>
               <w:bottom w:val="single" w:sz="8" w:space="0" w:color="000000"/>
               <w:right w:val="single" w:sz="8" w:space="0" w:color="000000"/>
             </w:tcBorders>
@@ -1583,10 +1606,10 @@
         </w:trPr>
         <w:tc>
           <w:tcPr>
-            <w:tcW w:w="1525" w:type="dxa"/>
-            <w:tcBorders>
-              <w:left w:val="single" w:sz="8" w:space="0" w:color="000000"/>
-              <w:right w:val="single" w:sz="8" w:space="0" w:color="000000"/>
+            <w:tcW w:w="1454" w:type="dxa"/>
+            <w:tcBorders>
+              <w:left w:val="single" w:sz="8" w:space="0" w:color="000000"/>
+              <w:bottom w:val="single" w:sz="8" w:space="0" w:color="000000"/>
             </w:tcBorders>
             <w:shd w:color="auto" w:fill="auto" w:val="clear"/>
             <w:vAlign w:val="center"/>
@@ -1619,8 +1642,10 @@
         </w:tc>
         <w:tc>
           <w:tcPr>
-            <w:tcW w:w="7654" w:type="dxa"/>
-            <w:tcBorders>
+            <w:tcW w:w="7669" w:type="dxa"/>
+            <w:tcBorders>
+              <w:left w:val="single" w:sz="8" w:space="0" w:color="000000"/>
+              <w:bottom w:val="single" w:sz="8" w:space="0" w:color="000000"/>
               <w:right w:val="single" w:sz="8" w:space="0" w:color="000000"/>
             </w:tcBorders>
             <w:shd w:color="auto" w:fill="auto" w:val="clear"/>
@@ -1658,8 +1683,11 @@
         </w:trPr>
         <w:tc>
           <w:tcPr>
-            <w:tcW w:w="1525" w:type="dxa"/>
-            <w:tcBorders/>
+            <w:tcW w:w="1454" w:type="dxa"/>
+            <w:tcBorders>
+              <w:left w:val="single" w:sz="8" w:space="0" w:color="000000"/>
+              <w:bottom w:val="single" w:sz="8" w:space="0" w:color="000000"/>
+            </w:tcBorders>
             <w:shd w:color="auto" w:fill="auto" w:val="clear"/>
             <w:vAlign w:val="center"/>
           </w:tcPr>
@@ -1691,8 +1719,12 @@
         </w:tc>
         <w:tc>
           <w:tcPr>
-            <w:tcW w:w="7654" w:type="dxa"/>
-            <w:tcBorders/>
+            <w:tcW w:w="7669" w:type="dxa"/>
+            <w:tcBorders>
+              <w:left w:val="single" w:sz="8" w:space="0" w:color="000000"/>
+              <w:bottom w:val="single" w:sz="8" w:space="0" w:color="000000"/>
+              <w:right w:val="single" w:sz="8" w:space="0" w:color="000000"/>
+            </w:tcBorders>
             <w:shd w:color="auto" w:fill="auto" w:val="clear"/>
             <w:vAlign w:val="center"/>
           </w:tcPr>
@@ -1741,11 +1773,10 @@
         </w:trPr>
         <w:tc>
           <w:tcPr>
-            <w:tcW w:w="1525" w:type="dxa"/>
-            <w:tcBorders>
-              <w:left w:val="single" w:sz="8" w:space="0" w:color="000000"/>
-              <w:bottom w:val="single" w:sz="8" w:space="0" w:color="000000"/>
-              <w:right w:val="single" w:sz="8" w:space="0" w:color="000000"/>
+            <w:tcW w:w="1454" w:type="dxa"/>
+            <w:tcBorders>
+              <w:left w:val="single" w:sz="8" w:space="0" w:color="000000"/>
+              <w:bottom w:val="single" w:sz="8" w:space="0" w:color="000000"/>
             </w:tcBorders>
             <w:shd w:color="auto" w:fill="auto" w:val="clear"/>
             <w:vAlign w:val="center"/>
@@ -1778,8 +1809,9 @@
         </w:tc>
         <w:tc>
           <w:tcPr>
-            <w:tcW w:w="7654" w:type="dxa"/>
-            <w:tcBorders>
+            <w:tcW w:w="7669" w:type="dxa"/>
+            <w:tcBorders>
+              <w:left w:val="single" w:sz="8" w:space="0" w:color="000000"/>
               <w:bottom w:val="single" w:sz="8" w:space="0" w:color="000000"/>
               <w:right w:val="single" w:sz="8" w:space="0" w:color="000000"/>
             </w:tcBorders>
@@ -1819,11 +1851,10 @@
         </w:trPr>
         <w:tc>
           <w:tcPr>
-            <w:tcW w:w="1525" w:type="dxa"/>
-            <w:tcBorders>
-              <w:left w:val="single" w:sz="8" w:space="0" w:color="000000"/>
-              <w:bottom w:val="single" w:sz="8" w:space="0" w:color="000000"/>
-              <w:right w:val="single" w:sz="8" w:space="0" w:color="000000"/>
+            <w:tcW w:w="1454" w:type="dxa"/>
+            <w:tcBorders>
+              <w:left w:val="single" w:sz="8" w:space="0" w:color="000000"/>
+              <w:bottom w:val="single" w:sz="8" w:space="0" w:color="000000"/>
             </w:tcBorders>
             <w:shd w:color="auto" w:fill="auto" w:val="clear"/>
             <w:vAlign w:val="center"/>
@@ -1856,8 +1887,9 @@
         </w:tc>
         <w:tc>
           <w:tcPr>
-            <w:tcW w:w="7654" w:type="dxa"/>
-            <w:tcBorders>
+            <w:tcW w:w="7669" w:type="dxa"/>
+            <w:tcBorders>
+              <w:left w:val="single" w:sz="8" w:space="0" w:color="000000"/>
               <w:bottom w:val="single" w:sz="8" w:space="0" w:color="000000"/>
               <w:right w:val="single" w:sz="8" w:space="0" w:color="000000"/>
             </w:tcBorders>
@@ -1897,11 +1929,10 @@
         </w:trPr>
         <w:tc>
           <w:tcPr>
-            <w:tcW w:w="1525" w:type="dxa"/>
-            <w:tcBorders>
-              <w:left w:val="single" w:sz="8" w:space="0" w:color="000000"/>
-              <w:bottom w:val="single" w:sz="8" w:space="0" w:color="000000"/>
-              <w:right w:val="single" w:sz="8" w:space="0" w:color="000000"/>
+            <w:tcW w:w="1454" w:type="dxa"/>
+            <w:tcBorders>
+              <w:left w:val="single" w:sz="8" w:space="0" w:color="000000"/>
+              <w:bottom w:val="single" w:sz="8" w:space="0" w:color="000000"/>
             </w:tcBorders>
             <w:shd w:color="auto" w:fill="auto" w:val="clear"/>
             <w:vAlign w:val="center"/>
@@ -1936,8 +1967,9 @@
         </w:tc>
         <w:tc>
           <w:tcPr>
-            <w:tcW w:w="7654" w:type="dxa"/>
-            <w:tcBorders>
+            <w:tcW w:w="7669" w:type="dxa"/>
+            <w:tcBorders>
+              <w:left w:val="single" w:sz="8" w:space="0" w:color="000000"/>
               <w:bottom w:val="single" w:sz="8" w:space="0" w:color="000000"/>
               <w:right w:val="single" w:sz="8" w:space="0" w:color="000000"/>
             </w:tcBorders>
@@ -1978,11 +2010,10 @@
         </w:trPr>
         <w:tc>
           <w:tcPr>
-            <w:tcW w:w="1525" w:type="dxa"/>
-            <w:tcBorders>
-              <w:left w:val="single" w:sz="8" w:space="0" w:color="000000"/>
-              <w:bottom w:val="single" w:sz="8" w:space="0" w:color="000000"/>
-              <w:right w:val="single" w:sz="8" w:space="0" w:color="000000"/>
+            <w:tcW w:w="1454" w:type="dxa"/>
+            <w:tcBorders>
+              <w:left w:val="single" w:sz="8" w:space="0" w:color="000000"/>
+              <w:bottom w:val="single" w:sz="8" w:space="0" w:color="000000"/>
             </w:tcBorders>
             <w:shd w:color="auto" w:fill="auto" w:val="clear"/>
             <w:vAlign w:val="center"/>
@@ -2017,8 +2048,9 @@
         </w:tc>
         <w:tc>
           <w:tcPr>
-            <w:tcW w:w="7654" w:type="dxa"/>
-            <w:tcBorders>
+            <w:tcW w:w="7669" w:type="dxa"/>
+            <w:tcBorders>
+              <w:left w:val="single" w:sz="8" w:space="0" w:color="000000"/>
               <w:bottom w:val="single" w:sz="8" w:space="0" w:color="000000"/>
               <w:right w:val="single" w:sz="8" w:space="0" w:color="000000"/>
             </w:tcBorders>
@@ -2058,11 +2090,10 @@
         </w:trPr>
         <w:tc>
           <w:tcPr>
-            <w:tcW w:w="1525" w:type="dxa"/>
-            <w:tcBorders>
-              <w:left w:val="single" w:sz="8" w:space="0" w:color="000000"/>
-              <w:bottom w:val="single" w:sz="8" w:space="0" w:color="000000"/>
-              <w:right w:val="single" w:sz="8" w:space="0" w:color="000000"/>
+            <w:tcW w:w="1454" w:type="dxa"/>
+            <w:tcBorders>
+              <w:left w:val="single" w:sz="8" w:space="0" w:color="000000"/>
+              <w:bottom w:val="single" w:sz="8" w:space="0" w:color="000000"/>
             </w:tcBorders>
             <w:shd w:color="auto" w:fill="D9D9D9" w:themeFill="background1" w:themeFillShade="d9" w:val="clear"/>
             <w:vAlign w:val="center"/>
@@ -2093,8 +2124,9 @@
         </w:tc>
         <w:tc>
           <w:tcPr>
-            <w:tcW w:w="7654" w:type="dxa"/>
-            <w:tcBorders>
+            <w:tcW w:w="7669" w:type="dxa"/>
+            <w:tcBorders>
+              <w:left w:val="single" w:sz="8" w:space="0" w:color="000000"/>
               <w:bottom w:val="single" w:sz="8" w:space="0" w:color="000000"/>
               <w:right w:val="single" w:sz="8" w:space="0" w:color="000000"/>
             </w:tcBorders>
@@ -2137,10 +2169,10 @@
         </w:trPr>
         <w:tc>
           <w:tcPr>
-            <w:tcW w:w="1525" w:type="dxa"/>
-            <w:tcBorders>
-              <w:left w:val="single" w:sz="8" w:space="0" w:color="000000"/>
-              <w:right w:val="single" w:sz="8" w:space="0" w:color="000000"/>
+            <w:tcW w:w="1454" w:type="dxa"/>
+            <w:tcBorders>
+              <w:left w:val="single" w:sz="8" w:space="0" w:color="000000"/>
+              <w:bottom w:val="single" w:sz="8" w:space="0" w:color="000000"/>
             </w:tcBorders>
             <w:shd w:color="auto" w:fill="auto" w:val="clear"/>
             <w:vAlign w:val="center"/>
@@ -2175,8 +2207,10 @@
         </w:tc>
         <w:tc>
           <w:tcPr>
-            <w:tcW w:w="7654" w:type="dxa"/>
-            <w:tcBorders>
+            <w:tcW w:w="7669" w:type="dxa"/>
+            <w:tcBorders>
+              <w:left w:val="single" w:sz="8" w:space="0" w:color="000000"/>
+              <w:bottom w:val="single" w:sz="8" w:space="0" w:color="000000"/>
               <w:right w:val="single" w:sz="8" w:space="0" w:color="000000"/>
             </w:tcBorders>
             <w:shd w:color="auto" w:fill="auto" w:val="clear"/>
@@ -2253,46 +2287,45 @@
         </w:trPr>
         <w:tc>
           <w:tcPr>
-            <w:tcW w:w="1525" w:type="dxa"/>
-            <w:tcBorders>
-              <w:top w:val="single" w:sz="8" w:space="0" w:color="000000"/>
+            <w:tcW w:w="1454" w:type="dxa"/>
+            <w:tcBorders>
+              <w:left w:val="single" w:sz="8" w:space="0" w:color="000000"/>
+              <w:bottom w:val="single" w:sz="8" w:space="0" w:color="000000"/>
+            </w:tcBorders>
+            <w:shd w:color="auto" w:fill="auto" w:val="clear"/>
+            <w:vAlign w:val="center"/>
+          </w:tcPr>
+          <w:p>
+            <w:pPr>
+              <w:pStyle w:val="ListParagraph"/>
+              <w:widowControl/>
+              <w:spacing w:lineRule="auto" w:line="240" w:before="0" w:after="0"/>
+              <w:contextualSpacing/>
+              <w:jc w:val="left"/>
+              <w:rPr>
+                <w:rFonts w:ascii="Times New Roman" w:hAnsi="Times New Roman" w:cs="Times New Roman"/>
+                <w:color w:val="000000"/>
+                <w:sz w:val="24"/>
+                <w:szCs w:val="24"/>
+              </w:rPr>
+            </w:pPr>
+            <w:r>
+              <w:rPr>
+                <w:rFonts w:cs="Times New Roman" w:ascii="Times New Roman" w:hAnsi="Times New Roman"/>
+                <w:color w:val="000000"/>
+                <w:sz w:val="24"/>
+                <w:szCs w:val="24"/>
+              </w:rPr>
+            </w:r>
+          </w:p>
+        </w:tc>
+        <w:tc>
+          <w:tcPr>
+            <w:tcW w:w="7669" w:type="dxa"/>
+            <w:tcBorders>
               <w:left w:val="single" w:sz="8" w:space="0" w:color="000000"/>
               <w:bottom w:val="single" w:sz="8" w:space="0" w:color="000000"/>
               <w:right w:val="single" w:sz="8" w:space="0" w:color="000000"/>
-            </w:tcBorders>
-            <w:shd w:color="auto" w:fill="auto" w:val="clear"/>
-            <w:vAlign w:val="center"/>
-          </w:tcPr>
-          <w:p>
-            <w:pPr>
-              <w:pStyle w:val="ListParagraph"/>
-              <w:widowControl/>
-              <w:spacing w:lineRule="auto" w:line="240" w:before="0" w:after="0"/>
-              <w:contextualSpacing/>
-              <w:jc w:val="left"/>
-              <w:rPr>
-                <w:rFonts w:ascii="Times New Roman" w:hAnsi="Times New Roman" w:cs="Times New Roman"/>
-                <w:color w:val="000000"/>
-                <w:sz w:val="24"/>
-                <w:szCs w:val="24"/>
-              </w:rPr>
-            </w:pPr>
-            <w:r>
-              <w:rPr>
-                <w:rFonts w:cs="Times New Roman" w:ascii="Times New Roman" w:hAnsi="Times New Roman"/>
-                <w:color w:val="000000"/>
-                <w:sz w:val="24"/>
-                <w:szCs w:val="24"/>
-              </w:rPr>
-            </w:r>
-          </w:p>
-        </w:tc>
-        <w:tc>
-          <w:tcPr>
-            <w:tcW w:w="7654" w:type="dxa"/>
-            <w:tcBorders>
-              <w:top w:val="single" w:sz="8" w:space="0" w:color="000000"/>
-              <w:bottom w:val="single" w:sz="8" w:space="0" w:color="000000"/>
             </w:tcBorders>
             <w:shd w:color="auto" w:fill="auto" w:val="clear"/>
             <w:vAlign w:val="center"/>
@@ -2333,11 +2366,10 @@
         </w:trPr>
         <w:tc>
           <w:tcPr>
-            <w:tcW w:w="1525" w:type="dxa"/>
-            <w:tcBorders>
-              <w:left w:val="single" w:sz="8" w:space="0" w:color="000000"/>
-              <w:bottom w:val="single" w:sz="8" w:space="0" w:color="000000"/>
-              <w:right w:val="single" w:sz="8" w:space="0" w:color="000000"/>
+            <w:tcW w:w="1454" w:type="dxa"/>
+            <w:tcBorders>
+              <w:left w:val="single" w:sz="8" w:space="0" w:color="000000"/>
+              <w:bottom w:val="single" w:sz="8" w:space="0" w:color="000000"/>
             </w:tcBorders>
             <w:shd w:color="auto" w:fill="auto" w:val="clear"/>
             <w:vAlign w:val="center"/>
@@ -2372,8 +2404,9 @@
         </w:tc>
         <w:tc>
           <w:tcPr>
-            <w:tcW w:w="7654" w:type="dxa"/>
-            <w:tcBorders>
+            <w:tcW w:w="7669" w:type="dxa"/>
+            <w:tcBorders>
+              <w:left w:val="single" w:sz="8" w:space="0" w:color="000000"/>
               <w:bottom w:val="single" w:sz="8" w:space="0" w:color="000000"/>
               <w:right w:val="single" w:sz="8" w:space="0" w:color="000000"/>
             </w:tcBorders>
@@ -2414,11 +2447,10 @@
         </w:trPr>
         <w:tc>
           <w:tcPr>
-            <w:tcW w:w="1525" w:type="dxa"/>
-            <w:tcBorders>
-              <w:left w:val="single" w:sz="8" w:space="0" w:color="000000"/>
-              <w:bottom w:val="single" w:sz="8" w:space="0" w:color="000000"/>
-              <w:right w:val="single" w:sz="8" w:space="0" w:color="000000"/>
+            <w:tcW w:w="1454" w:type="dxa"/>
+            <w:tcBorders>
+              <w:left w:val="single" w:sz="8" w:space="0" w:color="000000"/>
+              <w:bottom w:val="single" w:sz="8" w:space="0" w:color="000000"/>
             </w:tcBorders>
             <w:shd w:color="auto" w:fill="auto" w:val="clear"/>
             <w:vAlign w:val="center"/>
@@ -2453,8 +2485,9 @@
         </w:tc>
         <w:tc>
           <w:tcPr>
-            <w:tcW w:w="7654" w:type="dxa"/>
-            <w:tcBorders>
+            <w:tcW w:w="7669" w:type="dxa"/>
+            <w:tcBorders>
+              <w:left w:val="single" w:sz="8" w:space="0" w:color="000000"/>
               <w:bottom w:val="single" w:sz="8" w:space="0" w:color="000000"/>
               <w:right w:val="single" w:sz="8" w:space="0" w:color="000000"/>
             </w:tcBorders>
@@ -2495,11 +2528,10 @@
         </w:trPr>
         <w:tc>
           <w:tcPr>
-            <w:tcW w:w="1525" w:type="dxa"/>
-            <w:tcBorders>
-              <w:left w:val="single" w:sz="8" w:space="0" w:color="000000"/>
-              <w:bottom w:val="single" w:sz="8" w:space="0" w:color="000000"/>
-              <w:right w:val="single" w:sz="8" w:space="0" w:color="000000"/>
+            <w:tcW w:w="1454" w:type="dxa"/>
+            <w:tcBorders>
+              <w:left w:val="single" w:sz="8" w:space="0" w:color="000000"/>
+              <w:bottom w:val="single" w:sz="8" w:space="0" w:color="000000"/>
             </w:tcBorders>
             <w:shd w:color="auto" w:fill="auto" w:val="clear"/>
             <w:vAlign w:val="center"/>
@@ -2534,8 +2566,9 @@
         </w:tc>
         <w:tc>
           <w:tcPr>
-            <w:tcW w:w="7654" w:type="dxa"/>
-            <w:tcBorders>
+            <w:tcW w:w="7669" w:type="dxa"/>
+            <w:tcBorders>
+              <w:left w:val="single" w:sz="8" w:space="0" w:color="000000"/>
               <w:bottom w:val="single" w:sz="8" w:space="0" w:color="000000"/>
               <w:right w:val="single" w:sz="8" w:space="0" w:color="000000"/>
             </w:tcBorders>
@@ -2576,11 +2609,10 @@
         </w:trPr>
         <w:tc>
           <w:tcPr>
-            <w:tcW w:w="1525" w:type="dxa"/>
-            <w:tcBorders>
-              <w:left w:val="single" w:sz="8" w:space="0" w:color="000000"/>
-              <w:bottom w:val="single" w:sz="8" w:space="0" w:color="000000"/>
-              <w:right w:val="single" w:sz="8" w:space="0" w:color="000000"/>
+            <w:tcW w:w="1454" w:type="dxa"/>
+            <w:tcBorders>
+              <w:left w:val="single" w:sz="8" w:space="0" w:color="000000"/>
+              <w:bottom w:val="single" w:sz="8" w:space="0" w:color="000000"/>
             </w:tcBorders>
             <w:shd w:color="auto" w:fill="auto" w:val="clear"/>
             <w:vAlign w:val="center"/>
@@ -2615,8 +2647,9 @@
         </w:tc>
         <w:tc>
           <w:tcPr>
-            <w:tcW w:w="7654" w:type="dxa"/>
-            <w:tcBorders>
+            <w:tcW w:w="7669" w:type="dxa"/>
+            <w:tcBorders>
+              <w:left w:val="single" w:sz="8" w:space="0" w:color="000000"/>
               <w:bottom w:val="single" w:sz="8" w:space="0" w:color="000000"/>
               <w:right w:val="single" w:sz="8" w:space="0" w:color="000000"/>
             </w:tcBorders>
@@ -2657,11 +2690,10 @@
         </w:trPr>
         <w:tc>
           <w:tcPr>
-            <w:tcW w:w="1525" w:type="dxa"/>
-            <w:tcBorders>
-              <w:left w:val="single" w:sz="8" w:space="0" w:color="000000"/>
-              <w:bottom w:val="single" w:sz="8" w:space="0" w:color="000000"/>
-              <w:right w:val="single" w:sz="8" w:space="0" w:color="000000"/>
+            <w:tcW w:w="1454" w:type="dxa"/>
+            <w:tcBorders>
+              <w:left w:val="single" w:sz="8" w:space="0" w:color="000000"/>
+              <w:bottom w:val="single" w:sz="8" w:space="0" w:color="000000"/>
             </w:tcBorders>
             <w:shd w:color="auto" w:fill="auto" w:val="clear"/>
             <w:vAlign w:val="center"/>
@@ -2696,8 +2728,9 @@
         </w:tc>
         <w:tc>
           <w:tcPr>
-            <w:tcW w:w="7654" w:type="dxa"/>
-            <w:tcBorders>
+            <w:tcW w:w="7669" w:type="dxa"/>
+            <w:tcBorders>
+              <w:left w:val="single" w:sz="8" w:space="0" w:color="000000"/>
               <w:bottom w:val="single" w:sz="8" w:space="0" w:color="000000"/>
               <w:right w:val="single" w:sz="8" w:space="0" w:color="000000"/>
             </w:tcBorders>
@@ -2738,11 +2771,10 @@
         </w:trPr>
         <w:tc>
           <w:tcPr>
-            <w:tcW w:w="1525" w:type="dxa"/>
-            <w:tcBorders>
-              <w:left w:val="single" w:sz="8" w:space="0" w:color="000000"/>
-              <w:bottom w:val="single" w:sz="8" w:space="0" w:color="000000"/>
-              <w:right w:val="single" w:sz="8" w:space="0" w:color="000000"/>
+            <w:tcW w:w="1454" w:type="dxa"/>
+            <w:tcBorders>
+              <w:left w:val="single" w:sz="8" w:space="0" w:color="000000"/>
+              <w:bottom w:val="single" w:sz="8" w:space="0" w:color="000000"/>
             </w:tcBorders>
             <w:shd w:color="auto" w:fill="auto" w:val="clear"/>
             <w:vAlign w:val="center"/>
@@ -2777,8 +2809,9 @@
         </w:tc>
         <w:tc>
           <w:tcPr>
-            <w:tcW w:w="7654" w:type="dxa"/>
-            <w:tcBorders>
+            <w:tcW w:w="7669" w:type="dxa"/>
+            <w:tcBorders>
+              <w:left w:val="single" w:sz="8" w:space="0" w:color="000000"/>
               <w:bottom w:val="single" w:sz="8" w:space="0" w:color="000000"/>
               <w:right w:val="single" w:sz="8" w:space="0" w:color="000000"/>
             </w:tcBorders>
@@ -2820,11 +2853,10 @@
         </w:trPr>
         <w:tc>
           <w:tcPr>
-            <w:tcW w:w="1525" w:type="dxa"/>
-            <w:tcBorders>
-              <w:left w:val="single" w:sz="8" w:space="0" w:color="000000"/>
-              <w:bottom w:val="single" w:sz="8" w:space="0" w:color="000000"/>
-              <w:right w:val="single" w:sz="8" w:space="0" w:color="000000"/>
+            <w:tcW w:w="1454" w:type="dxa"/>
+            <w:tcBorders>
+              <w:left w:val="single" w:sz="8" w:space="0" w:color="000000"/>
+              <w:bottom w:val="single" w:sz="8" w:space="0" w:color="000000"/>
             </w:tcBorders>
             <w:shd w:color="auto" w:fill="auto" w:val="clear"/>
             <w:vAlign w:val="center"/>
@@ -2855,8 +2887,9 @@
         </w:tc>
         <w:tc>
           <w:tcPr>
-            <w:tcW w:w="7654" w:type="dxa"/>
-            <w:tcBorders>
+            <w:tcW w:w="7669" w:type="dxa"/>
+            <w:tcBorders>
+              <w:left w:val="single" w:sz="8" w:space="0" w:color="000000"/>
               <w:bottom w:val="single" w:sz="8" w:space="0" w:color="000000"/>
               <w:right w:val="single" w:sz="8" w:space="0" w:color="000000"/>
             </w:tcBorders>
@@ -2899,11 +2932,10 @@
         </w:trPr>
         <w:tc>
           <w:tcPr>
-            <w:tcW w:w="1525" w:type="dxa"/>
-            <w:tcBorders>
-              <w:left w:val="single" w:sz="8" w:space="0" w:color="000000"/>
-              <w:bottom w:val="single" w:sz="8" w:space="0" w:color="000000"/>
-              <w:right w:val="single" w:sz="8" w:space="0" w:color="000000"/>
+            <w:tcW w:w="1454" w:type="dxa"/>
+            <w:tcBorders>
+              <w:left w:val="single" w:sz="8" w:space="0" w:color="000000"/>
+              <w:bottom w:val="single" w:sz="8" w:space="0" w:color="000000"/>
             </w:tcBorders>
             <w:shd w:color="auto" w:fill="auto" w:val="clear"/>
             <w:vAlign w:val="center"/>
@@ -2938,8 +2970,10 @@
         </w:tc>
         <w:tc>
           <w:tcPr>
-            <w:tcW w:w="7654" w:type="dxa"/>
-            <w:tcBorders>
+            <w:tcW w:w="7669" w:type="dxa"/>
+            <w:tcBorders>
+              <w:left w:val="single" w:sz="8" w:space="0" w:color="000000"/>
+              <w:bottom w:val="single" w:sz="8" w:space="0" w:color="000000"/>
               <w:right w:val="single" w:sz="8" w:space="0" w:color="000000"/>
             </w:tcBorders>
             <w:shd w:color="auto" w:fill="auto" w:val="clear"/>
@@ -2979,9 +3013,10 @@
         </w:trPr>
         <w:tc>
           <w:tcPr>
-            <w:tcW w:w="1525" w:type="dxa"/>
-            <w:tcBorders>
-              <w:left w:val="single" w:sz="8" w:space="0" w:color="000000"/>
+            <w:tcW w:w="1454" w:type="dxa"/>
+            <w:tcBorders>
+              <w:left w:val="single" w:sz="8" w:space="0" w:color="000000"/>
+              <w:bottom w:val="single" w:sz="8" w:space="0" w:color="000000"/>
             </w:tcBorders>
             <w:shd w:color="auto" w:fill="auto" w:val="clear"/>
             <w:vAlign w:val="center"/>
@@ -3016,8 +3051,12 @@
         </w:tc>
         <w:tc>
           <w:tcPr>
-            <w:tcW w:w="7654" w:type="dxa"/>
-            <w:tcBorders/>
+            <w:tcW w:w="7669" w:type="dxa"/>
+            <w:tcBorders>
+              <w:left w:val="single" w:sz="8" w:space="0" w:color="000000"/>
+              <w:bottom w:val="single" w:sz="8" w:space="0" w:color="000000"/>
+              <w:right w:val="single" w:sz="8" w:space="0" w:color="000000"/>
+            </w:tcBorders>
             <w:shd w:color="auto" w:fill="auto" w:val="clear"/>
             <w:vAlign w:val="center"/>
           </w:tcPr>
@@ -3055,11 +3094,10 @@
         </w:trPr>
         <w:tc>
           <w:tcPr>
-            <w:tcW w:w="1525" w:type="dxa"/>
-            <w:tcBorders>
-              <w:top w:val="single" w:sz="8" w:space="0" w:color="000000"/>
-              <w:left w:val="single" w:sz="8" w:space="0" w:color="000000"/>
-              <w:right w:val="single" w:sz="8" w:space="0" w:color="000000"/>
+            <w:tcW w:w="1454" w:type="dxa"/>
+            <w:tcBorders>
+              <w:left w:val="single" w:sz="8" w:space="0" w:color="000000"/>
+              <w:bottom w:val="single" w:sz="8" w:space="0" w:color="000000"/>
             </w:tcBorders>
             <w:shd w:color="auto" w:fill="auto" w:val="clear"/>
             <w:vAlign w:val="center"/>
@@ -3094,9 +3132,11 @@
         </w:tc>
         <w:tc>
           <w:tcPr>
-            <w:tcW w:w="7654" w:type="dxa"/>
-            <w:tcBorders>
-              <w:bottom w:val="single" w:sz="8" w:space="0" w:color="000000"/>
+            <w:tcW w:w="7669" w:type="dxa"/>
+            <w:tcBorders>
+              <w:left w:val="single" w:sz="8" w:space="0" w:color="000000"/>
+              <w:bottom w:val="single" w:sz="8" w:space="0" w:color="000000"/>
+              <w:right w:val="single" w:sz="8" w:space="0" w:color="000000"/>
             </w:tcBorders>
             <w:shd w:color="auto" w:fill="auto" w:val="clear"/>
             <w:vAlign w:val="center"/>
@@ -3135,11 +3175,10 @@
         </w:trPr>
         <w:tc>
           <w:tcPr>
-            <w:tcW w:w="1525" w:type="dxa"/>
-            <w:tcBorders>
-              <w:top w:val="single" w:sz="8" w:space="0" w:color="000000"/>
-              <w:left w:val="single" w:sz="8" w:space="0" w:color="000000"/>
-              <w:right w:val="single" w:sz="8" w:space="0" w:color="000000"/>
+            <w:tcW w:w="1454" w:type="dxa"/>
+            <w:tcBorders>
+              <w:left w:val="single" w:sz="8" w:space="0" w:color="000000"/>
+              <w:bottom w:val="single" w:sz="8" w:space="0" w:color="000000"/>
             </w:tcBorders>
             <w:shd w:color="auto" w:fill="auto" w:val="clear"/>
             <w:vAlign w:val="center"/>
@@ -3174,9 +3213,11 @@
         </w:tc>
         <w:tc>
           <w:tcPr>
-            <w:tcW w:w="7654" w:type="dxa"/>
-            <w:tcBorders>
-              <w:bottom w:val="single" w:sz="8" w:space="0" w:color="000000"/>
+            <w:tcW w:w="7669" w:type="dxa"/>
+            <w:tcBorders>
+              <w:left w:val="single" w:sz="8" w:space="0" w:color="000000"/>
+              <w:bottom w:val="single" w:sz="8" w:space="0" w:color="000000"/>
+              <w:right w:val="single" w:sz="8" w:space="0" w:color="000000"/>
             </w:tcBorders>
             <w:shd w:color="auto" w:fill="auto" w:val="clear"/>
             <w:vAlign w:val="center"/>
@@ -3215,11 +3256,10 @@
         </w:trPr>
         <w:tc>
           <w:tcPr>
-            <w:tcW w:w="1525" w:type="dxa"/>
-            <w:tcBorders>
-              <w:top w:val="single" w:sz="8" w:space="0" w:color="000000"/>
-              <w:left w:val="single" w:sz="8" w:space="0" w:color="000000"/>
-              <w:right w:val="single" w:sz="8" w:space="0" w:color="000000"/>
+            <w:tcW w:w="1454" w:type="dxa"/>
+            <w:tcBorders>
+              <w:left w:val="single" w:sz="8" w:space="0" w:color="000000"/>
+              <w:bottom w:val="single" w:sz="8" w:space="0" w:color="000000"/>
             </w:tcBorders>
             <w:shd w:color="auto" w:fill="auto" w:val="clear"/>
             <w:vAlign w:val="center"/>
@@ -3254,8 +3294,9 @@
         </w:tc>
         <w:tc>
           <w:tcPr>
-            <w:tcW w:w="7654" w:type="dxa"/>
-            <w:tcBorders>
+            <w:tcW w:w="7669" w:type="dxa"/>
+            <w:tcBorders>
+              <w:left w:val="single" w:sz="8" w:space="0" w:color="000000"/>
               <w:bottom w:val="single" w:sz="8" w:space="0" w:color="000000"/>
               <w:right w:val="single" w:sz="8" w:space="0" w:color="000000"/>
             </w:tcBorders>
@@ -3296,11 +3337,10 @@
         </w:trPr>
         <w:tc>
           <w:tcPr>
-            <w:tcW w:w="1525" w:type="dxa"/>
-            <w:tcBorders>
-              <w:top w:val="single" w:sz="8" w:space="0" w:color="000000"/>
-              <w:left w:val="single" w:sz="8" w:space="0" w:color="000000"/>
-              <w:right w:val="single" w:sz="8" w:space="0" w:color="000000"/>
+            <w:tcW w:w="1454" w:type="dxa"/>
+            <w:tcBorders>
+              <w:left w:val="single" w:sz="8" w:space="0" w:color="000000"/>
+              <w:bottom w:val="single" w:sz="8" w:space="0" w:color="000000"/>
             </w:tcBorders>
             <w:shd w:color="auto" w:fill="auto" w:val="clear"/>
             <w:vAlign w:val="center"/>
@@ -3335,8 +3375,9 @@
         </w:tc>
         <w:tc>
           <w:tcPr>
-            <w:tcW w:w="7654" w:type="dxa"/>
-            <w:tcBorders>
+            <w:tcW w:w="7669" w:type="dxa"/>
+            <w:tcBorders>
+              <w:left w:val="single" w:sz="8" w:space="0" w:color="000000"/>
               <w:bottom w:val="single" w:sz="8" w:space="0" w:color="000000"/>
               <w:right w:val="single" w:sz="8" w:space="0" w:color="000000"/>
             </w:tcBorders>
@@ -3377,11 +3418,10 @@
         </w:trPr>
         <w:tc>
           <w:tcPr>
-            <w:tcW w:w="1525" w:type="dxa"/>
-            <w:tcBorders>
-              <w:top w:val="single" w:sz="8" w:space="0" w:color="000000"/>
-              <w:left w:val="single" w:sz="8" w:space="0" w:color="000000"/>
-              <w:right w:val="single" w:sz="8" w:space="0" w:color="000000"/>
+            <w:tcW w:w="1454" w:type="dxa"/>
+            <w:tcBorders>
+              <w:left w:val="single" w:sz="8" w:space="0" w:color="000000"/>
+              <w:bottom w:val="single" w:sz="8" w:space="0" w:color="000000"/>
             </w:tcBorders>
             <w:shd w:color="auto" w:fill="auto" w:val="clear"/>
             <w:vAlign w:val="center"/>
@@ -3416,8 +3456,9 @@
         </w:tc>
         <w:tc>
           <w:tcPr>
-            <w:tcW w:w="7654" w:type="dxa"/>
-            <w:tcBorders>
+            <w:tcW w:w="7669" w:type="dxa"/>
+            <w:tcBorders>
+              <w:left w:val="single" w:sz="8" w:space="0" w:color="000000"/>
               <w:bottom w:val="single" w:sz="8" w:space="0" w:color="000000"/>
               <w:right w:val="single" w:sz="8" w:space="0" w:color="000000"/>
             </w:tcBorders>
@@ -3458,11 +3499,10 @@
         </w:trPr>
         <w:tc>
           <w:tcPr>
-            <w:tcW w:w="1525" w:type="dxa"/>
-            <w:tcBorders>
-              <w:top w:val="single" w:sz="8" w:space="0" w:color="000000"/>
-              <w:left w:val="single" w:sz="8" w:space="0" w:color="000000"/>
-              <w:right w:val="single" w:sz="8" w:space="0" w:color="000000"/>
+            <w:tcW w:w="1454" w:type="dxa"/>
+            <w:tcBorders>
+              <w:left w:val="single" w:sz="8" w:space="0" w:color="000000"/>
+              <w:bottom w:val="single" w:sz="8" w:space="0" w:color="000000"/>
             </w:tcBorders>
             <w:shd w:color="auto" w:fill="auto" w:val="clear"/>
             <w:vAlign w:val="center"/>
@@ -3497,8 +3537,9 @@
         </w:tc>
         <w:tc>
           <w:tcPr>
-            <w:tcW w:w="7654" w:type="dxa"/>
-            <w:tcBorders>
+            <w:tcW w:w="7669" w:type="dxa"/>
+            <w:tcBorders>
+              <w:left w:val="single" w:sz="8" w:space="0" w:color="000000"/>
               <w:bottom w:val="single" w:sz="8" w:space="0" w:color="000000"/>
               <w:right w:val="single" w:sz="8" w:space="0" w:color="000000"/>
             </w:tcBorders>
@@ -3540,11 +3581,10 @@
         </w:trPr>
         <w:tc>
           <w:tcPr>
-            <w:tcW w:w="1525" w:type="dxa"/>
-            <w:tcBorders>
-              <w:top w:val="single" w:sz="8" w:space="0" w:color="000000"/>
-              <w:left w:val="single" w:sz="8" w:space="0" w:color="000000"/>
-              <w:right w:val="single" w:sz="8" w:space="0" w:color="000000"/>
+            <w:tcW w:w="1454" w:type="dxa"/>
+            <w:tcBorders>
+              <w:left w:val="single" w:sz="8" w:space="0" w:color="000000"/>
+              <w:bottom w:val="single" w:sz="8" w:space="0" w:color="000000"/>
             </w:tcBorders>
             <w:shd w:color="auto" w:fill="auto" w:val="clear"/>
             <w:vAlign w:val="center"/>
@@ -3577,8 +3617,9 @@
         </w:tc>
         <w:tc>
           <w:tcPr>
-            <w:tcW w:w="7654" w:type="dxa"/>
-            <w:tcBorders>
+            <w:tcW w:w="7669" w:type="dxa"/>
+            <w:tcBorders>
+              <w:left w:val="single" w:sz="8" w:space="0" w:color="000000"/>
               <w:bottom w:val="single" w:sz="8" w:space="0" w:color="000000"/>
               <w:right w:val="single" w:sz="8" w:space="0" w:color="000000"/>
             </w:tcBorders>
@@ -3617,11 +3658,10 @@
         </w:trPr>
         <w:tc>
           <w:tcPr>
-            <w:tcW w:w="1525" w:type="dxa"/>
-            <w:tcBorders>
-              <w:top w:val="single" w:sz="8" w:space="0" w:color="000000"/>
-              <w:left w:val="single" w:sz="8" w:space="0" w:color="000000"/>
-              <w:right w:val="single" w:sz="8" w:space="0" w:color="000000"/>
+            <w:tcW w:w="1454" w:type="dxa"/>
+            <w:tcBorders>
+              <w:left w:val="single" w:sz="8" w:space="0" w:color="000000"/>
+              <w:bottom w:val="single" w:sz="8" w:space="0" w:color="000000"/>
             </w:tcBorders>
             <w:shd w:color="auto" w:fill="auto" w:val="clear"/>
             <w:vAlign w:val="center"/>
@@ -3654,9 +3694,11 @@
         </w:tc>
         <w:tc>
           <w:tcPr>
-            <w:tcW w:w="7654" w:type="dxa"/>
-            <w:tcBorders>
-              <w:bottom w:val="single" w:sz="8" w:space="0" w:color="000000"/>
+            <w:tcW w:w="7669" w:type="dxa"/>
+            <w:tcBorders>
+              <w:left w:val="single" w:sz="8" w:space="0" w:color="000000"/>
+              <w:bottom w:val="single" w:sz="8" w:space="0" w:color="000000"/>
+              <w:right w:val="single" w:sz="8" w:space="0" w:color="000000"/>
             </w:tcBorders>
             <w:shd w:color="auto" w:fill="auto" w:val="clear"/>
             <w:vAlign w:val="center"/>
@@ -3693,11 +3735,10 @@
         </w:trPr>
         <w:tc>
           <w:tcPr>
-            <w:tcW w:w="1525" w:type="dxa"/>
-            <w:tcBorders>
-              <w:top w:val="single" w:sz="8" w:space="0" w:color="000000"/>
-              <w:left w:val="single" w:sz="8" w:space="0" w:color="000000"/>
-              <w:right w:val="single" w:sz="8" w:space="0" w:color="000000"/>
+            <w:tcW w:w="1454" w:type="dxa"/>
+            <w:tcBorders>
+              <w:left w:val="single" w:sz="8" w:space="0" w:color="000000"/>
+              <w:bottom w:val="single" w:sz="8" w:space="0" w:color="000000"/>
             </w:tcBorders>
             <w:shd w:color="auto" w:fill="auto" w:val="clear"/>
             <w:vAlign w:val="center"/>
@@ -3730,9 +3771,11 @@
         </w:tc>
         <w:tc>
           <w:tcPr>
-            <w:tcW w:w="7654" w:type="dxa"/>
-            <w:tcBorders>
-              <w:bottom w:val="single" w:sz="8" w:space="0" w:color="000000"/>
+            <w:tcW w:w="7669" w:type="dxa"/>
+            <w:tcBorders>
+              <w:left w:val="single" w:sz="8" w:space="0" w:color="000000"/>
+              <w:bottom w:val="single" w:sz="8" w:space="0" w:color="000000"/>
+              <w:right w:val="single" w:sz="8" w:space="0" w:color="000000"/>
             </w:tcBorders>
             <w:shd w:color="auto" w:fill="auto" w:val="clear"/>
             <w:vAlign w:val="center"/>
@@ -3769,11 +3812,10 @@
         </w:trPr>
         <w:tc>
           <w:tcPr>
-            <w:tcW w:w="1525" w:type="dxa"/>
-            <w:tcBorders>
-              <w:top w:val="single" w:sz="8" w:space="0" w:color="000000"/>
-              <w:left w:val="single" w:sz="8" w:space="0" w:color="000000"/>
-              <w:right w:val="single" w:sz="8" w:space="0" w:color="000000"/>
+            <w:tcW w:w="1454" w:type="dxa"/>
+            <w:tcBorders>
+              <w:left w:val="single" w:sz="8" w:space="0" w:color="000000"/>
+              <w:bottom w:val="single" w:sz="8" w:space="0" w:color="000000"/>
             </w:tcBorders>
             <w:shd w:color="auto" w:fill="auto" w:val="clear"/>
             <w:vAlign w:val="center"/>
@@ -3806,9 +3848,11 @@
         </w:tc>
         <w:tc>
           <w:tcPr>
-            <w:tcW w:w="7654" w:type="dxa"/>
-            <w:tcBorders>
-              <w:bottom w:val="single" w:sz="8" w:space="0" w:color="000000"/>
+            <w:tcW w:w="7669" w:type="dxa"/>
+            <w:tcBorders>
+              <w:left w:val="single" w:sz="8" w:space="0" w:color="000000"/>
+              <w:bottom w:val="single" w:sz="8" w:space="0" w:color="000000"/>
+              <w:right w:val="single" w:sz="8" w:space="0" w:color="000000"/>
             </w:tcBorders>
             <w:shd w:color="auto" w:fill="auto" w:val="clear"/>
             <w:vAlign w:val="center"/>
@@ -3846,43 +3890,43 @@
         </w:trPr>
         <w:tc>
           <w:tcPr>
-            <w:tcW w:w="1525" w:type="dxa"/>
-            <w:tcBorders>
-              <w:top w:val="single" w:sz="8" w:space="0" w:color="000000"/>
+            <w:tcW w:w="1454" w:type="dxa"/>
+            <w:tcBorders>
+              <w:left w:val="single" w:sz="8" w:space="0" w:color="000000"/>
+              <w:bottom w:val="single" w:sz="8" w:space="0" w:color="000000"/>
+            </w:tcBorders>
+            <w:shd w:color="auto" w:fill="auto" w:val="clear"/>
+            <w:vAlign w:val="center"/>
+          </w:tcPr>
+          <w:p>
+            <w:pPr>
+              <w:pStyle w:val="ListParagraph"/>
+              <w:widowControl/>
+              <w:spacing w:lineRule="auto" w:line="240" w:before="0" w:after="0"/>
+              <w:contextualSpacing/>
+              <w:jc w:val="left"/>
+              <w:rPr>
+                <w:rFonts w:ascii="Times New Roman" w:hAnsi="Times New Roman" w:cs="Times New Roman"/>
+                <w:sz w:val="24"/>
+                <w:szCs w:val="24"/>
+              </w:rPr>
+            </w:pPr>
+            <w:r>
+              <w:rPr>
+                <w:rFonts w:cs="Times New Roman" w:ascii="Times New Roman" w:hAnsi="Times New Roman"/>
+                <w:sz w:val="24"/>
+                <w:szCs w:val="24"/>
+              </w:rPr>
+            </w:r>
+          </w:p>
+        </w:tc>
+        <w:tc>
+          <w:tcPr>
+            <w:tcW w:w="7669" w:type="dxa"/>
+            <w:tcBorders>
               <w:left w:val="single" w:sz="8" w:space="0" w:color="000000"/>
               <w:bottom w:val="single" w:sz="8" w:space="0" w:color="000000"/>
               <w:right w:val="single" w:sz="8" w:space="0" w:color="000000"/>
-            </w:tcBorders>
-            <w:shd w:color="auto" w:fill="auto" w:val="clear"/>
-            <w:vAlign w:val="center"/>
-          </w:tcPr>
-          <w:p>
-            <w:pPr>
-              <w:pStyle w:val="ListParagraph"/>
-              <w:widowControl/>
-              <w:spacing w:lineRule="auto" w:line="240" w:before="0" w:after="0"/>
-              <w:contextualSpacing/>
-              <w:jc w:val="left"/>
-              <w:rPr>
-                <w:rFonts w:ascii="Times New Roman" w:hAnsi="Times New Roman" w:cs="Times New Roman"/>
-                <w:sz w:val="24"/>
-                <w:szCs w:val="24"/>
-              </w:rPr>
-            </w:pPr>
-            <w:r>
-              <w:rPr>
-                <w:rFonts w:cs="Times New Roman" w:ascii="Times New Roman" w:hAnsi="Times New Roman"/>
-                <w:sz w:val="24"/>
-                <w:szCs w:val="24"/>
-              </w:rPr>
-            </w:r>
-          </w:p>
-        </w:tc>
-        <w:tc>
-          <w:tcPr>
-            <w:tcW w:w="7654" w:type="dxa"/>
-            <w:tcBorders>
-              <w:bottom w:val="single" w:sz="8" w:space="0" w:color="000000"/>
             </w:tcBorders>
             <w:shd w:color="auto" w:fill="auto" w:val="clear"/>
             <w:vAlign w:val="center"/>
@@ -3921,10 +3965,10 @@
         </w:trPr>
         <w:tc>
           <w:tcPr>
-            <w:tcW w:w="1525" w:type="dxa"/>
-            <w:tcBorders>
-              <w:left w:val="single" w:sz="8" w:space="0" w:color="000000"/>
-              <w:right w:val="single" w:sz="8" w:space="0" w:color="000000"/>
+            <w:tcW w:w="1454" w:type="dxa"/>
+            <w:tcBorders>
+              <w:left w:val="single" w:sz="8" w:space="0" w:color="000000"/>
+              <w:bottom w:val="single" w:sz="8" w:space="0" w:color="000000"/>
             </w:tcBorders>
             <w:shd w:color="auto" w:fill="auto" w:val="clear"/>
             <w:vAlign w:val="center"/>
@@ -3957,8 +4001,12 @@
         </w:tc>
         <w:tc>
           <w:tcPr>
-            <w:tcW w:w="7654" w:type="dxa"/>
-            <w:tcBorders/>
+            <w:tcW w:w="7669" w:type="dxa"/>
+            <w:tcBorders>
+              <w:left w:val="single" w:sz="8" w:space="0" w:color="000000"/>
+              <w:bottom w:val="single" w:sz="8" w:space="0" w:color="000000"/>
+              <w:right w:val="single" w:sz="8" w:space="0" w:color="000000"/>
+            </w:tcBorders>
             <w:shd w:color="auto" w:fill="auto" w:val="clear"/>
             <w:vAlign w:val="center"/>
           </w:tcPr>
@@ -3994,8 +4042,11 @@
         </w:trPr>
         <w:tc>
           <w:tcPr>
-            <w:tcW w:w="1525" w:type="dxa"/>
-            <w:tcBorders/>
+            <w:tcW w:w="1454" w:type="dxa"/>
+            <w:tcBorders>
+              <w:left w:val="single" w:sz="8" w:space="0" w:color="000000"/>
+              <w:bottom w:val="single" w:sz="8" w:space="0" w:color="000000"/>
+            </w:tcBorders>
             <w:shd w:color="auto" w:fill="D9D9D9" w:themeFill="background1" w:themeFillShade="d9" w:val="clear"/>
           </w:tcPr>
           <w:p>
@@ -4022,8 +4073,12 @@
         </w:tc>
         <w:tc>
           <w:tcPr>
-            <w:tcW w:w="7654" w:type="dxa"/>
-            <w:tcBorders/>
+            <w:tcW w:w="7669" w:type="dxa"/>
+            <w:tcBorders>
+              <w:left w:val="single" w:sz="8" w:space="0" w:color="000000"/>
+              <w:bottom w:val="single" w:sz="8" w:space="0" w:color="000000"/>
+              <w:right w:val="single" w:sz="8" w:space="0" w:color="000000"/>
+            </w:tcBorders>
             <w:shd w:color="auto" w:fill="D9D9D9" w:themeFill="background1" w:themeFillShade="d9" w:val="clear"/>
             <w:vAlign w:val="center"/>
           </w:tcPr>
